--- a/BM_H13DSP_M/doc/BM_H13DSP_M调试报告.docx
+++ b/BM_H13DSP_M/doc/BM_H13DSP_M调试报告.docx
@@ -5993,9 +5993,6 @@
     <w:p>
       <w:pPr>
         <w:keepNext w:val="0"/>
-        <w:rPr>
-          <w:rFonts w:hint="eastAsia"/>
-        </w:rPr>
         <w:sectPr>
           <w:pgSz w:w="17010" w:h="11901" w:orient="landscape"/>
           <w:pgMar w:top="1440" w:right="1554" w:bottom="1440" w:left="1327" w:header="646" w:footer="646" w:gutter="0"/>
@@ -6102,9 +6099,6 @@
       <w:pPr>
         <w:keepNext w:val="0"/>
         <w:ind w:firstLine="431"/>
-        <w:rPr>
-          <w:rFonts w:hint="eastAsia"/>
-        </w:rPr>
       </w:pPr>
       <w:r>
         <w:rPr>
@@ -6548,63 +6542,60 @@
             <w:pPr>
               <w:keepNext w:val="0"/>
               <w:rPr>
+                <w:sz w:val="14"/>
+                <w:szCs w:val="14"/>
+              </w:rPr>
+            </w:pPr>
+            <w:r>
+              <w:rPr>
+                <w:sz w:val="14"/>
+                <w:szCs w:val="14"/>
+              </w:rPr>
+              <w:t>……</w:t>
+            </w:r>
+          </w:p>
+        </w:tc>
+        <w:tc>
+          <w:tcPr>
+            <w:tcW w:w="3502" w:type="dxa"/>
+          </w:tcPr>
+          <w:p>
+            <w:pPr>
+              <w:keepNext w:val="0"/>
+              <w:rPr>
+                <w:sz w:val="14"/>
+                <w:szCs w:val="14"/>
+              </w:rPr>
+            </w:pPr>
+            <w:r>
+              <w:rPr>
+                <w:sz w:val="14"/>
+                <w:szCs w:val="14"/>
+              </w:rPr>
+              <w:t>……</w:t>
+            </w:r>
+          </w:p>
+        </w:tc>
+        <w:tc>
+          <w:tcPr>
+            <w:tcW w:w="3362" w:type="dxa"/>
+          </w:tcPr>
+          <w:p>
+            <w:pPr>
+              <w:keepNext w:val="0"/>
+              <w:rPr>
+                <w:sz w:val="14"/>
+                <w:szCs w:val="14"/>
+              </w:rPr>
+            </w:pPr>
+            <w:r>
+              <w:rPr>
                 <w:rFonts w:hint="eastAsia"/>
                 <w:sz w:val="14"/>
                 <w:szCs w:val="14"/>
               </w:rPr>
-            </w:pPr>
-            <w:r>
-              <w:rPr>
-                <w:sz w:val="14"/>
-                <w:szCs w:val="14"/>
-              </w:rPr>
-              <w:t>……</w:t>
-            </w:r>
-          </w:p>
-        </w:tc>
-        <w:tc>
-          <w:tcPr>
-            <w:tcW w:w="3502" w:type="dxa"/>
-          </w:tcPr>
-          <w:p>
-            <w:pPr>
-              <w:keepNext w:val="0"/>
-              <w:rPr>
-                <w:sz w:val="14"/>
-                <w:szCs w:val="14"/>
-              </w:rPr>
-            </w:pPr>
-            <w:r>
-              <w:rPr>
-                <w:sz w:val="14"/>
-                <w:szCs w:val="14"/>
-              </w:rPr>
-              <w:t>……</w:t>
-            </w:r>
-          </w:p>
-        </w:tc>
-        <w:tc>
-          <w:tcPr>
-            <w:tcW w:w="3362" w:type="dxa"/>
-          </w:tcPr>
-          <w:p>
-            <w:pPr>
-              <w:keepNext w:val="0"/>
-              <w:rPr>
-                <w:sz w:val="14"/>
-                <w:szCs w:val="14"/>
-              </w:rPr>
-            </w:pPr>
-            <w:r>
-              <w:rPr>
-                <w:rFonts w:hint="eastAsia"/>
-                <w:sz w:val="14"/>
-                <w:szCs w:val="14"/>
-              </w:rPr>
               <w:t>主板电源上电仿真通过</w:t>
             </w:r>
-            <w:bookmarkStart w:id="15" w:name="_GoBack"/>
-            <w:bookmarkEnd w:id="15"/>
           </w:p>
         </w:tc>
         <w:tc>
@@ -7837,7 +7828,97 @@
     <w:p>
       <w:pPr>
         <w:pStyle w:val="a4"/>
+        <w:ind w:firstLineChars="0" w:firstLine="0"/>
+        <w:rPr>
+          <w:rFonts w:hint="eastAsia"/>
+        </w:rPr>
       </w:pPr>
+      <w:r>
+        <w:t>D</w:t>
+      </w:r>
+      <w:r>
+        <w:rPr>
+          <w:rFonts w:hint="eastAsia"/>
+        </w:rPr>
+        <w:t>组</w:t>
+      </w:r>
+      <w:proofErr w:type="spellStart"/>
+      <w:r>
+        <w:rPr>
+          <w:rFonts w:hint="eastAsia"/>
+        </w:rPr>
+        <w:t>soc</w:t>
+      </w:r>
+      <w:proofErr w:type="spellEnd"/>
+      <w:r>
+        <w:rPr>
+          <w:rFonts w:hint="eastAsia"/>
+        </w:rPr>
+        <w:t>上电快于</w:t>
+      </w:r>
+      <w:r>
+        <w:rPr>
+          <w:rFonts w:hint="eastAsia"/>
+        </w:rPr>
+        <w:t>b</w:t>
+      </w:r>
+      <w:r>
+        <w:rPr>
+          <w:rFonts w:hint="eastAsia"/>
+        </w:rPr>
+        <w:t>组上电</w:t>
+      </w:r>
+      <w:bookmarkStart w:id="15" w:name="_GoBack"/>
+      <w:bookmarkEnd w:id="15"/>
+    </w:p>
+    <w:p>
+      <w:pPr>
+        <w:pStyle w:val="a4"/>
+        <w:ind w:firstLineChars="0" w:firstLine="0"/>
+        <w:rPr>
+          <w:rFonts w:hint="eastAsia"/>
+        </w:rPr>
+      </w:pPr>
+      <w:r>
+        <w:rPr>
+          <w:noProof/>
+        </w:rPr>
+        <w:drawing>
+          <wp:inline distT="0" distB="0" distL="0" distR="0" wp14:anchorId="49BFE481" wp14:editId="61AE137C">
+            <wp:extent cx="12411075" cy="333375"/>
+            <wp:effectExtent l="0" t="0" r="9525" b="9525"/>
+            <wp:docPr id="1" name="图片 1"/>
+            <wp:cNvGraphicFramePr>
+              <a:graphicFrameLocks xmlns:a="http://schemas.openxmlformats.org/drawingml/2006/main" noChangeAspect="1"/>
+            </wp:cNvGraphicFramePr>
+            <a:graphic xmlns:a="http://schemas.openxmlformats.org/drawingml/2006/main">
+              <a:graphicData uri="http://schemas.openxmlformats.org/drawingml/2006/picture">
+                <pic:pic xmlns:pic="http://schemas.openxmlformats.org/drawingml/2006/picture">
+                  <pic:nvPicPr>
+                    <pic:cNvPr id="1" name=""/>
+                    <pic:cNvPicPr/>
+                  </pic:nvPicPr>
+                  <pic:blipFill>
+                    <a:blip r:embed="rId10"/>
+                    <a:stretch>
+                      <a:fillRect/>
+                    </a:stretch>
+                  </pic:blipFill>
+                  <pic:spPr>
+                    <a:xfrm>
+                      <a:off x="0" y="0"/>
+                      <a:ext cx="12411075" cy="333375"/>
+                    </a:xfrm>
+                    <a:prstGeom prst="rect">
+                      <a:avLst/>
+                    </a:prstGeom>
+                  </pic:spPr>
+                </pic:pic>
+              </a:graphicData>
+            </a:graphic>
+          </wp:inline>
+        </w:drawing>
+      </w:r>
     </w:p>
     <w:p>
       <w:pPr>
@@ -7899,13 +7980,7 @@
         <w:rPr>
           <w:rFonts w:hint="eastAsia"/>
         </w:rPr>
-        <w:t>多轮测试下</w:t>
-      </w:r>
-      <w:r>
-        <w:rPr>
-          <w:rFonts w:hint="eastAsia"/>
-        </w:rPr>
-        <w:t>依然失败的</w:t>
+        <w:t>多轮测试下依然失败的</w:t>
       </w:r>
       <w:r>
         <w:rPr>
@@ -13966,7 +14041,7 @@
 </file>
 
 <file path=customXml/itemProps1.xml><?xml version="1.0" encoding="utf-8"?>
-<ds:datastoreItem xmlns:ds="http://schemas.openxmlformats.org/officeDocument/2006/customXml" ds:itemID="{CB9AE2DC-B91F-4CA2-9BC6-B0098A86564D}">
+<ds:datastoreItem xmlns:ds="http://schemas.openxmlformats.org/officeDocument/2006/customXml" ds:itemID="{61A92297-836A-4237-B526-5BDF625DF0C3}">
   <ds:schemaRefs>
     <ds:schemaRef ds:uri="http://schemas.openxmlformats.org/officeDocument/2006/bibliography"/>
   </ds:schemaRefs>

--- a/BM_H13DSP_M/doc/BM_H13DSP_M调试报告.docx
+++ b/BM_H13DSP_M/doc/BM_H13DSP_M调试报告.docx
@@ -461,19 +461,9 @@
               <w:pStyle w:val="ac"/>
               <w:jc w:val="left"/>
             </w:pPr>
-            <w:proofErr w:type="spellStart"/>
-            <w:r>
-              <w:t>yyyy</w:t>
-            </w:r>
-            <w:proofErr w:type="spellEnd"/>
-            <w:r>
-              <w:t>-mm-</w:t>
-            </w:r>
-            <w:proofErr w:type="spellStart"/>
-            <w:r>
-              <w:t>dd</w:t>
-            </w:r>
-            <w:proofErr w:type="spellEnd"/>
+            <w:r>
+              <w:t>yyyy-mm-dd</w:t>
+            </w:r>
           </w:p>
         </w:tc>
       </w:tr>
@@ -577,19 +567,9 @@
               <w:pStyle w:val="ac"/>
               <w:jc w:val="left"/>
             </w:pPr>
-            <w:proofErr w:type="spellStart"/>
-            <w:r>
-              <w:t>yyyy</w:t>
-            </w:r>
-            <w:proofErr w:type="spellEnd"/>
-            <w:r>
-              <w:t>-mm-</w:t>
-            </w:r>
-            <w:proofErr w:type="spellStart"/>
-            <w:r>
-              <w:t>dd</w:t>
-            </w:r>
-            <w:proofErr w:type="spellEnd"/>
+            <w:r>
+              <w:t>yyyy-mm-dd</w:t>
+            </w:r>
           </w:p>
         </w:tc>
       </w:tr>
@@ -693,19 +673,9 @@
               <w:pStyle w:val="ac"/>
               <w:jc w:val="left"/>
             </w:pPr>
-            <w:proofErr w:type="spellStart"/>
-            <w:r>
-              <w:t>yyyy</w:t>
-            </w:r>
-            <w:proofErr w:type="spellEnd"/>
-            <w:r>
-              <w:t>-mm-</w:t>
-            </w:r>
-            <w:proofErr w:type="spellStart"/>
-            <w:r>
-              <w:t>dd</w:t>
-            </w:r>
-            <w:proofErr w:type="spellEnd"/>
+            <w:r>
+              <w:t>yyyy-mm-dd</w:t>
+            </w:r>
           </w:p>
         </w:tc>
       </w:tr>
@@ -818,19 +788,9 @@
               <w:pStyle w:val="ac"/>
               <w:jc w:val="left"/>
             </w:pPr>
-            <w:proofErr w:type="spellStart"/>
-            <w:r>
-              <w:t>yyyy</w:t>
-            </w:r>
-            <w:proofErr w:type="spellEnd"/>
-            <w:r>
-              <w:t>-mm-</w:t>
-            </w:r>
-            <w:proofErr w:type="spellStart"/>
-            <w:r>
-              <w:t>dd</w:t>
-            </w:r>
-            <w:proofErr w:type="spellEnd"/>
+            <w:r>
+              <w:t>yyyy-mm-dd</w:t>
+            </w:r>
           </w:p>
         </w:tc>
       </w:tr>
@@ -2046,19 +2006,9 @@
             <w:tcW w:w="2160" w:type="dxa"/>
           </w:tcPr>
           <w:p>
-            <w:proofErr w:type="spellStart"/>
-            <w:r>
-              <w:t>yyyy</w:t>
-            </w:r>
-            <w:proofErr w:type="spellEnd"/>
-            <w:r>
-              <w:t>-mm-</w:t>
-            </w:r>
-            <w:proofErr w:type="spellStart"/>
-            <w:r>
-              <w:t>dd</w:t>
-            </w:r>
-            <w:proofErr w:type="spellEnd"/>
+            <w:r>
+              <w:t>yyyy-mm-dd</w:t>
+            </w:r>
           </w:p>
         </w:tc>
       </w:tr>
@@ -2091,19 +2041,9 @@
             <w:tcW w:w="2160" w:type="dxa"/>
           </w:tcPr>
           <w:p>
-            <w:proofErr w:type="spellStart"/>
-            <w:r>
-              <w:t>yyyy</w:t>
-            </w:r>
-            <w:proofErr w:type="spellEnd"/>
-            <w:r>
-              <w:t>-mm-</w:t>
-            </w:r>
-            <w:proofErr w:type="spellStart"/>
-            <w:r>
-              <w:t>dd</w:t>
-            </w:r>
-            <w:proofErr w:type="spellEnd"/>
+            <w:r>
+              <w:t>yyyy-mm-dd</w:t>
+            </w:r>
           </w:p>
         </w:tc>
       </w:tr>
@@ -2136,19 +2076,9 @@
             <w:tcW w:w="2160" w:type="dxa"/>
           </w:tcPr>
           <w:p>
-            <w:proofErr w:type="spellStart"/>
-            <w:r>
-              <w:t>yyyy</w:t>
-            </w:r>
-            <w:proofErr w:type="spellEnd"/>
-            <w:r>
-              <w:t>-mm-</w:t>
-            </w:r>
-            <w:proofErr w:type="spellStart"/>
-            <w:r>
-              <w:t>dd</w:t>
-            </w:r>
-            <w:proofErr w:type="spellEnd"/>
+            <w:r>
+              <w:t>yyyy-mm-dd</w:t>
+            </w:r>
           </w:p>
         </w:tc>
       </w:tr>
@@ -2181,19 +2111,9 @@
             <w:tcW w:w="2160" w:type="dxa"/>
           </w:tcPr>
           <w:p>
-            <w:proofErr w:type="spellStart"/>
-            <w:r>
-              <w:t>yyyy</w:t>
-            </w:r>
-            <w:proofErr w:type="spellEnd"/>
-            <w:r>
-              <w:t>-mm-</w:t>
-            </w:r>
-            <w:proofErr w:type="spellStart"/>
-            <w:r>
-              <w:t>dd</w:t>
-            </w:r>
-            <w:proofErr w:type="spellEnd"/>
+            <w:r>
+              <w:t>yyyy-mm-dd</w:t>
+            </w:r>
           </w:p>
         </w:tc>
       </w:tr>
@@ -2226,19 +2146,9 @@
             <w:tcW w:w="2160" w:type="dxa"/>
           </w:tcPr>
           <w:p>
-            <w:proofErr w:type="spellStart"/>
-            <w:r>
-              <w:t>yyyy</w:t>
-            </w:r>
-            <w:proofErr w:type="spellEnd"/>
-            <w:r>
-              <w:t>-mm-</w:t>
-            </w:r>
-            <w:proofErr w:type="spellStart"/>
-            <w:r>
-              <w:t>dd</w:t>
-            </w:r>
-            <w:proofErr w:type="spellEnd"/>
+            <w:r>
+              <w:t>yyyy-mm-dd</w:t>
+            </w:r>
           </w:p>
         </w:tc>
       </w:tr>
@@ -3765,14 +3675,12 @@
         </w:rPr>
         <w:t>、</w:t>
       </w:r>
-      <w:proofErr w:type="spellStart"/>
       <w:r>
         <w:rPr>
           <w:rFonts w:hint="eastAsia"/>
         </w:rPr>
         <w:t>vscode</w:t>
       </w:r>
-      <w:proofErr w:type="spellEnd"/>
     </w:p>
     <w:p>
       <w:pPr>
@@ -3784,7 +3692,6 @@
         </w:rPr>
         <w:t>功能仿真：</w:t>
       </w:r>
-      <w:proofErr w:type="spellStart"/>
       <w:r>
         <w:t>Q</w:t>
       </w:r>
@@ -3794,14 +3701,12 @@
         </w:rPr>
         <w:t>uestasim</w:t>
       </w:r>
-      <w:proofErr w:type="spellEnd"/>
       <w:r>
         <w:rPr>
           <w:rFonts w:hint="eastAsia"/>
         </w:rPr>
         <w:t>/</w:t>
       </w:r>
-      <w:proofErr w:type="spellStart"/>
       <w:r>
         <w:t>M</w:t>
       </w:r>
@@ -3811,7 +3716,6 @@
         </w:rPr>
         <w:t>odulesim</w:t>
       </w:r>
-      <w:proofErr w:type="spellEnd"/>
     </w:p>
     <w:p>
       <w:pPr>
@@ -4284,11 +4188,9 @@
             <w:pPr>
               <w:keepNext w:val="0"/>
             </w:pPr>
-            <w:proofErr w:type="spellStart"/>
             <w:r>
               <w:t>Testcase</w:t>
             </w:r>
-            <w:proofErr w:type="spellEnd"/>
             <w:r>
               <w:t xml:space="preserve"> Title</w:t>
             </w:r>
@@ -6145,7 +6047,6 @@
             <w:pPr>
               <w:keepNext w:val="0"/>
             </w:pPr>
-            <w:proofErr w:type="spellStart"/>
             <w:r>
               <w:t>T</w:t>
             </w:r>
@@ -6155,7 +6056,6 @@
               </w:rPr>
               <w:t>estcase</w:t>
             </w:r>
-            <w:proofErr w:type="spellEnd"/>
             <w:r>
               <w:t xml:space="preserve"> T</w:t>
             </w:r>
@@ -6623,53 +6523,23 @@
                 <w:sz w:val="14"/>
                 <w:szCs w:val="14"/>
               </w:rPr>
-              <w:t>humingjie/</w:t>
-            </w:r>
-            <w:proofErr w:type="spellStart"/>
+              <w:t>humingjie/xule</w:t>
+            </w:r>
+            <w:r>
+              <w:rPr>
+                <w:sz w:val="14"/>
+                <w:szCs w:val="14"/>
+              </w:rPr>
+              <w:br/>
+            </w:r>
             <w:r>
               <w:rPr>
                 <w:rFonts w:hint="eastAsia"/>
                 <w:sz w:val="14"/>
                 <w:szCs w:val="14"/>
               </w:rPr>
-              <w:t>xule</w:t>
-            </w:r>
-            <w:proofErr w:type="spellEnd"/>
-            <w:r>
-              <w:rPr>
-                <w:sz w:val="14"/>
-                <w:szCs w:val="14"/>
-              </w:rPr>
-              <w:br/>
-            </w:r>
-            <w:proofErr w:type="spellStart"/>
-            <w:r>
-              <w:rPr>
-                <w:rFonts w:hint="eastAsia"/>
-                <w:sz w:val="14"/>
-                <w:szCs w:val="14"/>
-              </w:rPr>
-              <w:t>xujianjiang</w:t>
-            </w:r>
-            <w:proofErr w:type="spellEnd"/>
-            <w:r>
-              <w:rPr>
-                <w:rFonts w:hint="eastAsia"/>
-                <w:sz w:val="14"/>
-                <w:szCs w:val="14"/>
-              </w:rPr>
-              <w:t>/</w:t>
-            </w:r>
-            <w:proofErr w:type="spellStart"/>
-            <w:r>
-              <w:rPr>
-                <w:rFonts w:hint="eastAsia"/>
-                <w:sz w:val="14"/>
-                <w:szCs w:val="14"/>
-              </w:rPr>
-              <w:t>weirongrong</w:t>
-            </w:r>
-            <w:proofErr w:type="spellEnd"/>
+              <w:t>xujianjiang/weirongrong</w:t>
+            </w:r>
           </w:p>
         </w:tc>
         <w:tc>
@@ -6926,53 +6796,23 @@
                 <w:sz w:val="14"/>
                 <w:szCs w:val="14"/>
               </w:rPr>
-              <w:t>humingjie/</w:t>
-            </w:r>
-            <w:proofErr w:type="spellStart"/>
+              <w:t>humingjie/xule</w:t>
+            </w:r>
+            <w:r>
+              <w:rPr>
+                <w:sz w:val="14"/>
+                <w:szCs w:val="14"/>
+              </w:rPr>
+              <w:br/>
+            </w:r>
             <w:r>
               <w:rPr>
                 <w:rFonts w:hint="eastAsia"/>
                 <w:sz w:val="14"/>
                 <w:szCs w:val="14"/>
               </w:rPr>
-              <w:t>xule</w:t>
-            </w:r>
-            <w:proofErr w:type="spellEnd"/>
-            <w:r>
-              <w:rPr>
-                <w:sz w:val="14"/>
-                <w:szCs w:val="14"/>
-              </w:rPr>
-              <w:br/>
-            </w:r>
-            <w:proofErr w:type="spellStart"/>
-            <w:r>
-              <w:rPr>
-                <w:rFonts w:hint="eastAsia"/>
-                <w:sz w:val="14"/>
-                <w:szCs w:val="14"/>
-              </w:rPr>
-              <w:t>xujianjiang</w:t>
-            </w:r>
-            <w:proofErr w:type="spellEnd"/>
-            <w:r>
-              <w:rPr>
-                <w:rFonts w:hint="eastAsia"/>
-                <w:sz w:val="14"/>
-                <w:szCs w:val="14"/>
-              </w:rPr>
-              <w:t>/</w:t>
-            </w:r>
-            <w:proofErr w:type="spellStart"/>
-            <w:r>
-              <w:rPr>
-                <w:rFonts w:hint="eastAsia"/>
-                <w:sz w:val="14"/>
-                <w:szCs w:val="14"/>
-              </w:rPr>
-              <w:t>weirongrong</w:t>
-            </w:r>
-            <w:proofErr w:type="spellEnd"/>
+              <w:t>xujianjiang/weirongrong</w:t>
+            </w:r>
           </w:p>
         </w:tc>
         <w:tc>
@@ -7834,7 +7674,10 @@
         </w:rPr>
       </w:pPr>
       <w:r>
-        <w:t>D</w:t>
+        <w:rPr>
+          <w:rFonts w:hint="eastAsia"/>
+        </w:rPr>
+        <w:t>d</w:t>
       </w:r>
       <w:r>
         <w:rPr>
@@ -7842,19 +7685,35 @@
         </w:rPr>
         <w:t>组</w:t>
       </w:r>
-      <w:proofErr w:type="spellStart"/>
       <w:r>
         <w:rPr>
           <w:rFonts w:hint="eastAsia"/>
         </w:rPr>
         <w:t>soc</w:t>
       </w:r>
-      <w:proofErr w:type="spellEnd"/>
-      <w:r>
-        <w:rPr>
-          <w:rFonts w:hint="eastAsia"/>
-        </w:rPr>
-        <w:t>上电快于</w:t>
+      <w:r>
+        <w:rPr>
+          <w:rFonts w:hint="eastAsia"/>
+        </w:rPr>
+        <w:t>上电</w:t>
+      </w:r>
+      <w:r>
+        <w:rPr>
+          <w:rFonts w:hint="eastAsia"/>
+        </w:rPr>
+        <w:t xml:space="preserve"> </w:t>
+      </w:r>
+      <w:r>
+        <w:rPr>
+          <w:rFonts w:hint="eastAsia"/>
+        </w:rPr>
+        <w:t>快于</w:t>
+      </w:r>
+      <w:r>
+        <w:rPr>
+          <w:rFonts w:hint="eastAsia"/>
+        </w:rPr>
+        <w:t xml:space="preserve"> </w:t>
       </w:r>
       <w:r>
         <w:rPr>
@@ -7866,10 +7725,20 @@
         <w:rPr>
           <w:rFonts w:hint="eastAsia"/>
         </w:rPr>
-        <w:t>组上电</w:t>
-      </w:r>
-      <w:bookmarkStart w:id="15" w:name="_GoBack"/>
-      <w:bookmarkEnd w:id="15"/>
+        <w:t>组</w:t>
+      </w:r>
+      <w:r>
+        <w:rPr>
+          <w:rFonts w:hint="eastAsia"/>
+        </w:rPr>
+        <w:t>vdd1.8</w:t>
+      </w:r>
+      <w:r>
+        <w:rPr>
+          <w:rFonts w:hint="eastAsia"/>
+        </w:rPr>
+        <w:t>上电</w:t>
+      </w:r>
     </w:p>
     <w:p>
       <w:pPr>
@@ -7928,6 +7797,196 @@
           <w:numId w:val="0"/>
         </w:numPr>
         <w:jc w:val="left"/>
+      </w:pPr>
+      <w:r>
+        <w:rPr>
+          <w:noProof/>
+        </w:rPr>
+        <w:drawing>
+          <wp:inline distT="0" distB="0" distL="0" distR="0" wp14:anchorId="79E98516" wp14:editId="0EA39EC5">
+            <wp:extent cx="11068050" cy="247650"/>
+            <wp:effectExtent l="0" t="0" r="0" b="0"/>
+            <wp:docPr id="7" name="图片 7"/>
+            <wp:cNvGraphicFramePr>
+              <a:graphicFrameLocks xmlns:a="http://schemas.openxmlformats.org/drawingml/2006/main" noChangeAspect="1"/>
+            </wp:cNvGraphicFramePr>
+            <a:graphic xmlns:a="http://schemas.openxmlformats.org/drawingml/2006/main">
+              <a:graphicData uri="http://schemas.openxmlformats.org/drawingml/2006/picture">
+                <pic:pic xmlns:pic="http://schemas.openxmlformats.org/drawingml/2006/picture">
+                  <pic:nvPicPr>
+                    <pic:cNvPr id="1" name=""/>
+                    <pic:cNvPicPr/>
+                  </pic:nvPicPr>
+                  <pic:blipFill>
+                    <a:blip r:embed="rId11"/>
+                    <a:stretch>
+                      <a:fillRect/>
+                    </a:stretch>
+                  </pic:blipFill>
+                  <pic:spPr>
+                    <a:xfrm>
+                      <a:off x="0" y="0"/>
+                      <a:ext cx="11068050" cy="247650"/>
+                    </a:xfrm>
+                    <a:prstGeom prst="rect">
+                      <a:avLst/>
+                    </a:prstGeom>
+                  </pic:spPr>
+                </pic:pic>
+              </a:graphicData>
+            </a:graphic>
+          </wp:inline>
+        </w:drawing>
+      </w:r>
+    </w:p>
+    <w:p>
+      <w:pPr>
+        <w:pStyle w:val="a4"/>
+      </w:pPr>
+      <w:r>
+        <w:rPr>
+          <w:noProof/>
+        </w:rPr>
+        <w:drawing>
+          <wp:inline distT="0" distB="0" distL="0" distR="0" wp14:anchorId="7D0E3587" wp14:editId="498EB688">
+            <wp:extent cx="4288667" cy="985330"/>
+            <wp:effectExtent l="0" t="0" r="0" b="5715"/>
+            <wp:docPr id="2" name="图片 2"/>
+            <wp:cNvGraphicFramePr>
+              <a:graphicFrameLocks xmlns:a="http://schemas.openxmlformats.org/drawingml/2006/main" noChangeAspect="1"/>
+            </wp:cNvGraphicFramePr>
+            <a:graphic xmlns:a="http://schemas.openxmlformats.org/drawingml/2006/main">
+              <a:graphicData uri="http://schemas.openxmlformats.org/drawingml/2006/picture">
+                <pic:pic xmlns:pic="http://schemas.openxmlformats.org/drawingml/2006/picture">
+                  <pic:nvPicPr>
+                    <pic:cNvPr id="1" name=""/>
+                    <pic:cNvPicPr/>
+                  </pic:nvPicPr>
+                  <pic:blipFill>
+                    <a:blip r:embed="rId12"/>
+                    <a:stretch>
+                      <a:fillRect/>
+                    </a:stretch>
+                  </pic:blipFill>
+                  <pic:spPr>
+                    <a:xfrm>
+                      <a:off x="0" y="0"/>
+                      <a:ext cx="4302022" cy="988398"/>
+                    </a:xfrm>
+                    <a:prstGeom prst="rect">
+                      <a:avLst/>
+                    </a:prstGeom>
+                  </pic:spPr>
+                </pic:pic>
+              </a:graphicData>
+            </a:graphic>
+          </wp:inline>
+        </w:drawing>
+      </w:r>
+    </w:p>
+    <w:p>
+      <w:pPr>
+        <w:pStyle w:val="a4"/>
+        <w:ind w:firstLineChars="0" w:firstLine="0"/>
+      </w:pPr>
+      <w:r>
+        <w:rPr>
+          <w:noProof/>
+        </w:rPr>
+        <w:drawing>
+          <wp:inline distT="0" distB="0" distL="0" distR="0" wp14:anchorId="0B1FAC52" wp14:editId="5922888D">
+            <wp:extent cx="12439650" cy="342900"/>
+            <wp:effectExtent l="0" t="0" r="0" b="0"/>
+            <wp:docPr id="5" name="图片 5"/>
+            <wp:cNvGraphicFramePr>
+              <a:graphicFrameLocks xmlns:a="http://schemas.openxmlformats.org/drawingml/2006/main" noChangeAspect="1"/>
+            </wp:cNvGraphicFramePr>
+            <a:graphic xmlns:a="http://schemas.openxmlformats.org/drawingml/2006/main">
+              <a:graphicData uri="http://schemas.openxmlformats.org/drawingml/2006/picture">
+                <pic:pic xmlns:pic="http://schemas.openxmlformats.org/drawingml/2006/picture">
+                  <pic:nvPicPr>
+                    <pic:cNvPr id="1" name=""/>
+                    <pic:cNvPicPr/>
+                  </pic:nvPicPr>
+                  <pic:blipFill>
+                    <a:blip r:embed="rId13"/>
+                    <a:stretch>
+                      <a:fillRect/>
+                    </a:stretch>
+                  </pic:blipFill>
+                  <pic:spPr>
+                    <a:xfrm>
+                      <a:off x="0" y="0"/>
+                      <a:ext cx="12439650" cy="342900"/>
+                    </a:xfrm>
+                    <a:prstGeom prst="rect">
+                      <a:avLst/>
+                    </a:prstGeom>
+                  </pic:spPr>
+                </pic:pic>
+              </a:graphicData>
+            </a:graphic>
+          </wp:inline>
+        </w:drawing>
+      </w:r>
+    </w:p>
+    <w:p>
+      <w:pPr>
+        <w:pStyle w:val="a4"/>
+        <w:ind w:firstLineChars="0" w:firstLine="0"/>
+        <w:rPr>
+          <w:rFonts w:hint="eastAsia"/>
+        </w:rPr>
+      </w:pPr>
+      <w:bookmarkStart w:id="15" w:name="_GoBack"/>
+      <w:r>
+        <w:rPr>
+          <w:noProof/>
+        </w:rPr>
+        <w:drawing>
+          <wp:inline distT="0" distB="0" distL="0" distR="0" wp14:anchorId="7E2D80FA" wp14:editId="32B9F2E7">
+            <wp:extent cx="10991850" cy="295275"/>
+            <wp:effectExtent l="0" t="0" r="0" b="9525"/>
+            <wp:docPr id="6" name="图片 6"/>
+            <wp:cNvGraphicFramePr>
+              <a:graphicFrameLocks xmlns:a="http://schemas.openxmlformats.org/drawingml/2006/main" noChangeAspect="1"/>
+            </wp:cNvGraphicFramePr>
+            <a:graphic xmlns:a="http://schemas.openxmlformats.org/drawingml/2006/main">
+              <a:graphicData uri="http://schemas.openxmlformats.org/drawingml/2006/picture">
+                <pic:pic xmlns:pic="http://schemas.openxmlformats.org/drawingml/2006/picture">
+                  <pic:nvPicPr>
+                    <pic:cNvPr id="1" name=""/>
+                    <pic:cNvPicPr/>
+                  </pic:nvPicPr>
+                  <pic:blipFill>
+                    <a:blip r:embed="rId14"/>
+                    <a:stretch>
+                      <a:fillRect/>
+                    </a:stretch>
+                  </pic:blipFill>
+                  <pic:spPr>
+                    <a:xfrm>
+                      <a:off x="0" y="0"/>
+                      <a:ext cx="10991850" cy="295275"/>
+                    </a:xfrm>
+                    <a:prstGeom prst="rect">
+                      <a:avLst/>
+                    </a:prstGeom>
+                  </pic:spPr>
+                </pic:pic>
+              </a:graphicData>
+            </a:graphic>
+          </wp:inline>
+        </w:drawing>
+      </w:r>
+      <w:bookmarkEnd w:id="15"/>
+    </w:p>
+    <w:p>
+      <w:pPr>
+        <w:pStyle w:val="a4"/>
+        <w:rPr>
+          <w:rFonts w:hint="eastAsia"/>
+        </w:rPr>
         <w:sectPr>
           <w:pgSz w:w="22680" w:h="11901" w:orient="landscape"/>
           <w:pgMar w:top="1440" w:right="1554" w:bottom="1440" w:left="1327" w:header="646" w:footer="646" w:gutter="0"/>
@@ -7937,6 +7996,46 @@
           <w:docGrid w:linePitch="272"/>
         </w:sectPr>
       </w:pPr>
+      <w:r>
+        <w:rPr>
+          <w:noProof/>
+        </w:rPr>
+        <w:drawing>
+          <wp:inline distT="0" distB="0" distL="0" distR="0" wp14:anchorId="2C791FF1" wp14:editId="3DCB184C">
+            <wp:extent cx="5810250" cy="2324100"/>
+            <wp:effectExtent l="0" t="0" r="0" b="0"/>
+            <wp:docPr id="4" name="图片 4"/>
+            <wp:cNvGraphicFramePr>
+              <a:graphicFrameLocks xmlns:a="http://schemas.openxmlformats.org/drawingml/2006/main" noChangeAspect="1"/>
+            </wp:cNvGraphicFramePr>
+            <a:graphic xmlns:a="http://schemas.openxmlformats.org/drawingml/2006/main">
+              <a:graphicData uri="http://schemas.openxmlformats.org/drawingml/2006/picture">
+                <pic:pic xmlns:pic="http://schemas.openxmlformats.org/drawingml/2006/picture">
+                  <pic:nvPicPr>
+                    <pic:cNvPr id="1" name=""/>
+                    <pic:cNvPicPr/>
+                  </pic:nvPicPr>
+                  <pic:blipFill>
+                    <a:blip r:embed="rId15"/>
+                    <a:stretch>
+                      <a:fillRect/>
+                    </a:stretch>
+                  </pic:blipFill>
+                  <pic:spPr>
+                    <a:xfrm>
+                      <a:off x="0" y="0"/>
+                      <a:ext cx="5810250" cy="2324100"/>
+                    </a:xfrm>
+                    <a:prstGeom prst="rect">
+                      <a:avLst/>
+                    </a:prstGeom>
+                  </pic:spPr>
+                </pic:pic>
+              </a:graphicData>
+            </a:graphic>
+          </wp:inline>
+        </w:drawing>
+      </w:r>
     </w:p>
     <w:p>
       <w:pPr>
@@ -8192,13 +8291,8 @@
             <w:pPr>
               <w:keepNext w:val="0"/>
             </w:pPr>
-            <w:proofErr w:type="spellStart"/>
-            <w:r>
-              <w:t>Testcase</w:t>
-            </w:r>
-            <w:proofErr w:type="spellEnd"/>
-            <w:r>
-              <w:t xml:space="preserve"> Title</w:t>
+            <w:r>
+              <w:t>Testcase Title</w:t>
             </w:r>
           </w:p>
           <w:p>
@@ -11860,7 +11954,7 @@
               <w:rStyle w:val="afe"/>
               <w:noProof/>
             </w:rPr>
-            <w:t>6</w:t>
+            <w:t>9</w:t>
           </w:r>
           <w:r>
             <w:rPr>
@@ -11910,7 +12004,7 @@
               <w:rStyle w:val="afe"/>
               <w:noProof/>
             </w:rPr>
-            <w:t>9</w:t>
+            <w:t>10</w:t>
           </w:r>
           <w:r>
             <w:rPr>
@@ -11941,7 +12035,7 @@
             <w:rPr>
               <w:noProof/>
             </w:rPr>
-            <w:t>6</w:t>
+            <w:t>9</w:t>
           </w:r>
           <w:r>
             <w:fldChar w:fldCharType="end"/>
@@ -11972,7 +12066,7 @@
               <w:rStyle w:val="afe"/>
               <w:noProof/>
             </w:rPr>
-            <w:t>9</w:t>
+            <w:t>10</w:t>
           </w:r>
           <w:r>
             <w:rPr>
@@ -14041,7 +14135,7 @@
 </file>
 
 <file path=customXml/itemProps1.xml><?xml version="1.0" encoding="utf-8"?>
-<ds:datastoreItem xmlns:ds="http://schemas.openxmlformats.org/officeDocument/2006/customXml" ds:itemID="{61A92297-836A-4237-B526-5BDF625DF0C3}">
+<ds:datastoreItem xmlns:ds="http://schemas.openxmlformats.org/officeDocument/2006/customXml" ds:itemID="{28436133-C6ED-4EEE-A3D0-ADCECCFCEB88}">
   <ds:schemaRefs>
     <ds:schemaRef ds:uri="http://schemas.openxmlformats.org/officeDocument/2006/bibliography"/>
   </ds:schemaRefs>
